--- a/templates/Template_rapportage_quickscan.docx
+++ b/templates/Template_rapportage_quickscan.docx
@@ -185,12 +185,12 @@
           <w:bottom w:val="single" w:sz="4" w:space="4" w:color="2E6BE6"/>
         </w:pBdr>
         <w:rPr>
-          <w:color w:val="2E6BE6"/>
-        </w:rPr>
-      </w:pPr>
-      <w:r>
-        <w:rPr>
-          <w:color w:val="2E6BE6"/>
+          <w:color w:val="5AAA00"/>
+        </w:rPr>
+      </w:pPr>
+      <w:r>
+        <w:rPr>
+          <w:color w:val="5AAA00"/>
         </w:rPr>
         <w:lastRenderedPageBreak/>
         <w:t>Interpretatie en context</w:t>
@@ -200,14 +200,14 @@
       <w:pPr>
         <w:spacing w:before="160" w:after="80"/>
         <w:rPr>
-          <w:color w:val="2E6BE6"/>
+          <w:color w:val="5AAA00"/>
         </w:rPr>
       </w:pPr>
       <w:r>
         <w:rPr>
           <w:b/>
           <w:bCs/>
-          <w:color w:val="2E6BE6"/>
+          <w:color w:val="5AAA00"/>
         </w:rPr>
         <w:t>Gebouwprofiel</w:t>
       </w:r>
@@ -215,6 +215,9 @@
     <w:p>
       <w:pPr>
         <w:spacing w:before="60" w:after="160"/>
+        <w:rPr>
+          <w:color w:val="1A2340"/>
+        </w:rPr>
       </w:pPr>
       <w:r>
         <w:rPr>
@@ -236,6 +239,11 @@
         </w:rPr>
         <w:t>}}</w:t>
       </w:r>
+    </w:p>
+    <w:p>
+      <w:pPr>
+        <w:spacing w:before="60" w:after="160"/>
+      </w:pPr>
     </w:p>
     <w:p>
       <w:pPr>
@@ -248,12 +256,15 @@
     <w:p>
       <w:pPr>
         <w:spacing w:before="160" w:after="80"/>
+        <w:rPr>
+          <w:color w:val="5AAA00"/>
+        </w:rPr>
       </w:pPr>
       <w:r>
         <w:rPr>
           <w:b/>
           <w:bCs/>
-          <w:color w:val="2E6BE6"/>
+          <w:color w:val="5AAA00"/>
         </w:rPr>
         <w:t>Energieprestatie</w:t>
       </w:r>
@@ -261,76 +272,38 @@
     <w:p>
       <w:pPr>
         <w:spacing w:before="60" w:after="160"/>
-        <w:rPr>
-          <w:color w:val="1A2340"/>
-        </w:rPr>
-      </w:pPr>
-      <w:r>
-        <w:rPr>
-          <w:color w:val="1A2340"/>
-        </w:rPr>
-        <w:t>D</w:t>
-      </w:r>
-      <w:r>
-        <w:rPr>
-          <w:color w:val="1A2340"/>
-        </w:rPr>
-        <w:t>e energieprestatie van uw woning wordt onder andere bepaald door twee begrippen: energiebehoefte en warmtebehoefte.</w:t>
+      </w:pPr>
+      <w:r>
+        <w:t>De energieprestatie van uw woning wordt onder andere bepaald door twee begrippen: energiebehoefte en warmtebehoefte.</w:t>
       </w:r>
     </w:p>
     <w:p>
       <w:pPr>
         <w:spacing w:before="60" w:after="160"/>
-        <w:rPr>
-          <w:color w:val="1A2340"/>
-        </w:rPr>
       </w:pPr>
       <w:r>
         <w:rPr>
           <w:b/>
           <w:bCs/>
-          <w:color w:val="1A2340"/>
         </w:rPr>
         <w:t>Warmtebehoefte</w:t>
       </w:r>
       <w:r>
-        <w:rPr>
-          <w:color w:val="1A2340"/>
-        </w:rPr>
-        <w:t xml:space="preserve"> geeft </w:t>
-      </w:r>
-      <w:r>
-        <w:rPr>
-          <w:color w:val="5A6A85"/>
-        </w:rPr>
-        <w:t>aan hoeveel warmte uw woning nodig heeft om comfortabel op temperatuur te blijven. Dit zegt vooral iets over de</w:t>
-      </w:r>
-      <w:r>
-        <w:rPr>
-          <w:color w:val="1A2340"/>
-        </w:rPr>
-        <w:t xml:space="preserve"> kwaliteit van de isolatie en de gebouwschil.</w:t>
+        <w:t xml:space="preserve"> geeft aan hoeveel warmte uw woning nodig heeft om comfortabel op temperatuur te blijven. Dit zegt vooral iets over de kwaliteit van de isolatie en de gebouwschil.</w:t>
       </w:r>
     </w:p>
     <w:p>
       <w:pPr>
         <w:spacing w:before="60" w:after="160"/>
-        <w:rPr>
-          <w:color w:val="1A2340"/>
-        </w:rPr>
       </w:pPr>
       <w:r>
         <w:rPr>
           <w:b/>
           <w:bCs/>
-          <w:color w:val="1A2340"/>
         </w:rPr>
         <w:t>Energiebehoefte</w:t>
       </w:r>
       <w:r>
-        <w:rPr>
-          <w:color w:val="1A2340"/>
-        </w:rPr>
         <w:t xml:space="preserve"> is breder en omvat het totale energieverbruik van de woning. Dit is dus inclusief verwarming, maar ook warm water en ventilatie.</w:t>
       </w:r>
     </w:p>
@@ -386,85 +359,91 @@
     </w:p>
     <w:p>
       <w:pPr>
-        <w:spacing w:before="60" w:after="160"/>
-      </w:pPr>
-      <w:r>
-        <w:rPr>
-          <w:color w:val="1A2340"/>
-        </w:rPr>
-        <w:br/>
-      </w:r>
-      <w:r>
-        <w:rPr>
-          <w:b/>
-          <w:bCs/>
-          <w:color w:val="1A2340"/>
-        </w:rPr>
-        <w:t>Uw woning</w:t>
-      </w:r>
-      <w:r>
-        <w:rPr>
-          <w:b/>
-          <w:bCs/>
-          <w:color w:val="1A2340"/>
-        </w:rPr>
-        <w:t>:</w:t>
-      </w:r>
-      <w:r>
-        <w:rPr>
-          <w:color w:val="1A2340"/>
-        </w:rPr>
-        <w:br/>
-      </w:r>
-      <w:r>
-        <w:rPr>
-          <w:color w:val="1A2340"/>
-        </w:rPr>
-        <w:br/>
-      </w:r>
-      <w:r>
-        <w:rPr>
-          <w:color w:val="1A2340"/>
-        </w:rPr>
-        <w:t>{{</w:t>
-      </w:r>
-      <w:proofErr w:type="spellStart"/>
-      <w:r>
-        <w:rPr>
-          <w:color w:val="1A2340"/>
-        </w:rPr>
-        <w:t>narrative_energie</w:t>
-      </w:r>
-      <w:proofErr w:type="spellEnd"/>
-      <w:r>
-        <w:rPr>
-          <w:color w:val="1A2340"/>
-        </w:rPr>
-        <w:t>}}</w:t>
-      </w:r>
-    </w:p>
-    <w:p>
-      <w:pPr>
         <w:pBdr>
           <w:bottom w:val="single" w:sz="2" w:space="0" w:color="D0D8EC"/>
         </w:pBdr>
         <w:spacing w:before="160" w:after="160"/>
-      </w:pPr>
-    </w:p>
-    <w:p>
-      <w:pPr>
-        <w:spacing w:before="160" w:after="80"/>
+        <w:rPr>
+          <w:color w:val="1A2340"/>
+        </w:rPr>
+      </w:pPr>
+      <w:r>
+        <w:rPr>
+          <w:color w:val="1A2340"/>
+        </w:rPr>
+        <w:br/>
+      </w:r>
+      <w:r>
         <w:rPr>
           <w:b/>
           <w:bCs/>
-          <w:color w:val="2E6BE6"/>
-        </w:rPr>
-      </w:pPr>
+          <w:color w:val="1A2340"/>
+        </w:rPr>
+        <w:t>Uw woning</w:t>
+      </w:r>
       <w:r>
         <w:rPr>
           <w:b/>
           <w:bCs/>
-          <w:color w:val="2E6BE6"/>
+          <w:color w:val="1A2340"/>
+        </w:rPr>
+        <w:t>:</w:t>
+      </w:r>
+      <w:r>
+        <w:rPr>
+          <w:color w:val="1A2340"/>
+        </w:rPr>
+        <w:br/>
+      </w:r>
+      <w:r>
+        <w:rPr>
+          <w:color w:val="1A2340"/>
+        </w:rPr>
+        <w:br/>
+      </w:r>
+      <w:r>
+        <w:rPr>
+          <w:color w:val="1A2340"/>
+        </w:rPr>
+        <w:t>{{</w:t>
+      </w:r>
+      <w:proofErr w:type="spellStart"/>
+      <w:r>
+        <w:rPr>
+          <w:color w:val="1A2340"/>
+        </w:rPr>
+        <w:t>narrative_energie</w:t>
+      </w:r>
+      <w:proofErr w:type="spellEnd"/>
+      <w:r>
+        <w:rPr>
+          <w:color w:val="1A2340"/>
+        </w:rPr>
+        <w:t>}}</w:t>
+      </w:r>
+    </w:p>
+    <w:p>
+      <w:pPr>
+        <w:pBdr>
+          <w:bottom w:val="single" w:sz="2" w:space="0" w:color="D0D8EC"/>
+        </w:pBdr>
+        <w:spacing w:before="160" w:after="160"/>
+      </w:pPr>
+    </w:p>
+    <w:p>
+      <w:pPr>
+        <w:spacing w:before="60" w:after="160"/>
+        <w:rPr>
+          <w:b/>
+          <w:bCs/>
+          <w:color w:val="5AAA00"/>
+        </w:rPr>
+      </w:pPr>
+      <w:r>
+        <w:rPr>
+          <w:b/>
+          <w:bCs/>
+          <w:color w:val="5AAA00"/>
         </w:rPr>
         <w:t>Basis en totstandkoming van dit rapport</w:t>
       </w:r>
@@ -593,7 +572,7 @@
       </w:pPr>
       <w:r>
         <w:rPr>
-          <w:color w:val="2E6BE6"/>
+          <w:color w:val="5AAA00"/>
         </w:rPr>
         <w:t>Woninggegevens</w:t>
       </w:r>
@@ -603,9 +582,6 @@
         <w:spacing w:before="60" w:after="60"/>
       </w:pPr>
       <w:r>
-        <w:rPr>
-          <w:color w:val="5A6A85"/>
-        </w:rPr>
         <w:t>Onderstaande gegevens zijn afkomstig uit de Basisregistratie Adressen en Gebouwen (BAG) en de landelijke energielabelregistratie EP-Online.</w:t>
       </w:r>
     </w:p>
@@ -1155,7 +1131,6 @@
         <w:rPr>
           <w:i/>
           <w:iCs/>
-          <w:color w:val="5A6A85"/>
         </w:rPr>
         <w:t>Bron: Basisregistratie Adressen en Gebouwen (BAG/PDOK) en landelijke energielabelregistratie EP-Online.</w:t>
       </w:r>
@@ -1171,8 +1146,14 @@
         <w:pBdr>
           <w:bottom w:val="single" w:sz="4" w:space="4" w:color="2E6BE6"/>
         </w:pBdr>
-      </w:pPr>
-      <w:r>
+        <w:rPr>
+          <w:color w:val="5AAA00"/>
+        </w:rPr>
+      </w:pPr>
+      <w:r>
+        <w:rPr>
+          <w:color w:val="5AAA00"/>
+        </w:rPr>
         <w:t>Kenmerken van deze bouwperiode</w:t>
       </w:r>
     </w:p>
@@ -1214,12 +1195,12 @@
           <w:bottom w:val="single" w:sz="4" w:space="4" w:color="2E6BE6"/>
         </w:pBdr>
         <w:rPr>
-          <w:color w:val="2E6BE6"/>
-        </w:rPr>
-      </w:pPr>
-      <w:r>
-        <w:rPr>
-          <w:color w:val="2E6BE6"/>
+          <w:color w:val="5AAA00"/>
+        </w:rPr>
+      </w:pPr>
+      <w:r>
+        <w:rPr>
+          <w:color w:val="5AAA00"/>
         </w:rPr>
         <w:t>Kansen en verbeterpotentieel</w:t>
       </w:r>
@@ -1229,9 +1210,6 @@
         <w:spacing w:before="60" w:after="60"/>
       </w:pPr>
       <w:r>
-        <w:rPr>
-          <w:color w:val="5A6A85"/>
-        </w:rPr>
         <w:t>Een lage score betekent niet dat geen actie mogelijk is, maar dat het rendement ten opzichte van de investering doorgaans beperkter is.</w:t>
       </w:r>
     </w:p>
@@ -1266,7 +1244,7 @@
         <w:tc>
           <w:tcPr>
             <w:tcW w:w="2400" w:type="dxa"/>
-            <w:shd w:val="clear" w:color="auto" w:fill="F4F6FA"/>
+            <w:shd w:val="clear" w:color="auto" w:fill="5AAA00"/>
             <w:tcMar>
               <w:top w:w="80" w:type="dxa"/>
               <w:left w:w="120" w:type="dxa"/>
@@ -1275,11 +1253,16 @@
             </w:tcMar>
           </w:tcPr>
           <w:p>
+            <w:pPr>
+              <w:rPr>
+                <w:color w:val="FFFFFF" w:themeColor="background1"/>
+              </w:rPr>
+            </w:pPr>
             <w:r>
               <w:rPr>
                 <w:b/>
                 <w:bCs/>
-                <w:color w:val="0B1F3A"/>
+                <w:color w:val="FFFFFF" w:themeColor="background1"/>
                 <w:sz w:val="20"/>
                 <w:szCs w:val="20"/>
               </w:rPr>
@@ -1290,7 +1273,7 @@
         <w:tc>
           <w:tcPr>
             <w:tcW w:w="1400" w:type="dxa"/>
-            <w:shd w:val="clear" w:color="auto" w:fill="F4F6FA"/>
+            <w:shd w:val="clear" w:color="auto" w:fill="5AAA00"/>
             <w:tcMar>
               <w:top w:w="80" w:type="dxa"/>
               <w:left w:w="120" w:type="dxa"/>
@@ -1299,11 +1282,16 @@
             </w:tcMar>
           </w:tcPr>
           <w:p>
+            <w:pPr>
+              <w:rPr>
+                <w:color w:val="FFFFFF" w:themeColor="background1"/>
+              </w:rPr>
+            </w:pPr>
             <w:r>
               <w:rPr>
                 <w:b/>
                 <w:bCs/>
-                <w:color w:val="0B1F3A"/>
+                <w:color w:val="FFFFFF" w:themeColor="background1"/>
                 <w:sz w:val="20"/>
                 <w:szCs w:val="20"/>
               </w:rPr>
@@ -1314,7 +1302,7 @@
         <w:tc>
           <w:tcPr>
             <w:tcW w:w="5226" w:type="dxa"/>
-            <w:shd w:val="clear" w:color="auto" w:fill="F4F6FA"/>
+            <w:shd w:val="clear" w:color="auto" w:fill="5AAA00"/>
             <w:tcMar>
               <w:top w:w="80" w:type="dxa"/>
               <w:left w:w="120" w:type="dxa"/>
@@ -1323,11 +1311,16 @@
             </w:tcMar>
           </w:tcPr>
           <w:p>
+            <w:pPr>
+              <w:rPr>
+                <w:color w:val="FFFFFF" w:themeColor="background1"/>
+              </w:rPr>
+            </w:pPr>
             <w:r>
               <w:rPr>
                 <w:b/>
                 <w:bCs/>
-                <w:color w:val="0B1F3A"/>
+                <w:color w:val="FFFFFF" w:themeColor="background1"/>
                 <w:sz w:val="20"/>
                 <w:szCs w:val="20"/>
               </w:rPr>
@@ -1757,24 +1750,307 @@
     </w:p>
     <w:p>
       <w:pPr>
-        <w:spacing w:before="160" w:after="80"/>
-      </w:pPr>
-      <w:r>
         <w:rPr>
           <w:b/>
           <w:bCs/>
           <w:color w:val="2E6BE6"/>
         </w:rPr>
-        <w:t>Mogelijke a</w:t>
-      </w:r>
+      </w:pPr>
       <w:r>
         <w:rPr>
           <w:b/>
           <w:bCs/>
           <w:color w:val="2E6BE6"/>
         </w:rPr>
+        <w:br w:type="page"/>
+      </w:r>
+    </w:p>
+    <w:p>
+      <w:pPr>
+        <w:spacing w:before="160" w:after="80"/>
+        <w:rPr>
+          <w:b/>
+          <w:bCs/>
+          <w:color w:val="5AAA00"/>
+        </w:rPr>
+      </w:pPr>
+      <w:r>
+        <w:rPr>
+          <w:noProof/>
+          <w:color w:val="5AAA00"/>
+        </w:rPr>
+        <w:lastRenderedPageBreak/>
+        <w:drawing>
+          <wp:anchor distT="0" distB="0" distL="114300" distR="114300" simplePos="0" relativeHeight="251658240" behindDoc="0" locked="0" layoutInCell="1" allowOverlap="1" wp14:anchorId="3BE3A933" wp14:editId="47C5FB0D">
+            <wp:simplePos x="0" y="0"/>
+            <wp:positionH relativeFrom="column">
+              <wp:posOffset>3532401</wp:posOffset>
+            </wp:positionH>
+            <wp:positionV relativeFrom="paragraph">
+              <wp:posOffset>517</wp:posOffset>
+            </wp:positionV>
+            <wp:extent cx="1807735" cy="1818167"/>
+            <wp:effectExtent l="0" t="0" r="2540" b="0"/>
+            <wp:wrapSquare wrapText="bothSides"/>
+            <wp:docPr id="704646831" name="Afbeelding 2"/>
+            <wp:cNvGraphicFramePr>
+              <a:graphicFrameLocks xmlns:a="http://schemas.openxmlformats.org/drawingml/2006/main" noChangeAspect="1"/>
+            </wp:cNvGraphicFramePr>
+            <a:graphic xmlns:a="http://schemas.openxmlformats.org/drawingml/2006/main">
+              <a:graphicData uri="http://schemas.openxmlformats.org/drawingml/2006/picture">
+                <pic:pic xmlns:pic="http://schemas.openxmlformats.org/drawingml/2006/picture">
+                  <pic:nvPicPr>
+                    <pic:cNvPr id="704646831" name="Afbeelding 704646831"/>
+                    <pic:cNvPicPr/>
+                  </pic:nvPicPr>
+                  <pic:blipFill rotWithShape="1">
+                    <a:blip r:embed="rId7" cstate="print">
+                      <a:extLst>
+                        <a:ext uri="{28A0092B-C50C-407E-A947-70E740481C1C}">
+                          <a14:useLocalDpi xmlns:a14="http://schemas.microsoft.com/office/drawing/2010/main" val="0"/>
+                        </a:ext>
+                      </a:extLst>
+                    </a:blip>
+                    <a:srcRect l="16187" r="17559"/>
+                    <a:stretch>
+                      <a:fillRect/>
+                    </a:stretch>
+                  </pic:blipFill>
+                  <pic:spPr bwMode="auto">
+                    <a:xfrm>
+                      <a:off x="0" y="0"/>
+                      <a:ext cx="1807735" cy="1818167"/>
+                    </a:xfrm>
+                    <a:prstGeom prst="rect">
+                      <a:avLst/>
+                    </a:prstGeom>
+                    <a:ln>
+                      <a:noFill/>
+                    </a:ln>
+                    <a:extLst>
+                      <a:ext uri="{53640926-AAD7-44D8-BBD7-CCE9431645EC}">
+                        <a14:shadowObscured xmlns:a14="http://schemas.microsoft.com/office/drawing/2010/main"/>
+                      </a:ext>
+                    </a:extLst>
+                  </pic:spPr>
+                </pic:pic>
+              </a:graphicData>
+            </a:graphic>
+            <wp14:sizeRelH relativeFrom="margin">
+              <wp14:pctWidth>0</wp14:pctWidth>
+            </wp14:sizeRelH>
+            <wp14:sizeRelV relativeFrom="margin">
+              <wp14:pctHeight>0</wp14:pctHeight>
+            </wp14:sizeRelV>
+          </wp:anchor>
+        </w:drawing>
+      </w:r>
+      <w:r>
+        <w:rPr>
+          <w:b/>
+          <w:bCs/>
+          <w:color w:val="5AAA00"/>
+        </w:rPr>
+        <w:t>Mogelijke a</w:t>
+      </w:r>
+      <w:r>
+        <w:rPr>
+          <w:b/>
+          <w:bCs/>
+          <w:color w:val="5AAA00"/>
+        </w:rPr>
         <w:t>anpak</w:t>
       </w:r>
+    </w:p>
+    <w:p>
+      <w:pPr>
+        <w:spacing w:before="160" w:after="80"/>
+      </w:pPr>
+      <w:r>
+        <w:t>Een logische aanpak volgt de isola</w:t>
+      </w:r>
+      <w:r>
+        <w:t>tietrias:</w:t>
+      </w:r>
+    </w:p>
+    <w:p>
+      <w:pPr>
+        <w:pStyle w:val="Lijstalinea"/>
+        <w:numPr>
+          <w:ilvl w:val="0"/>
+          <w:numId w:val="4"/>
+        </w:numPr>
+        <w:spacing w:before="160" w:after="80"/>
+      </w:pPr>
+      <w:r>
+        <w:t>Beperk warmteverlies door te isoleren;</w:t>
+      </w:r>
+    </w:p>
+    <w:p>
+      <w:pPr>
+        <w:pStyle w:val="Lijstalinea"/>
+        <w:numPr>
+          <w:ilvl w:val="0"/>
+          <w:numId w:val="4"/>
+        </w:numPr>
+        <w:spacing w:before="160" w:after="80"/>
+      </w:pPr>
+      <w:r>
+        <w:t>Optimaliseer het afgiftesysteem</w:t>
+      </w:r>
+      <w:r>
+        <w:t>;</w:t>
+      </w:r>
+    </w:p>
+    <w:p>
+      <w:pPr>
+        <w:pStyle w:val="Lijstalinea"/>
+        <w:numPr>
+          <w:ilvl w:val="0"/>
+          <w:numId w:val="4"/>
+        </w:numPr>
+        <w:spacing w:before="160" w:after="80"/>
+      </w:pPr>
+      <w:r>
+        <w:t>Verduurzaam de opwek door bijvoorbeeld een warmtepomp of zonnepanelen</w:t>
+      </w:r>
+      <w:r>
+        <w:t>;</w:t>
+      </w:r>
+    </w:p>
+    <w:p>
+      <w:pPr>
+        <w:spacing w:before="160" w:after="80"/>
+      </w:pPr>
+    </w:p>
+    <w:p>
+      <w:pPr>
+        <w:spacing w:before="160" w:after="80"/>
+      </w:pPr>
+      <w:r>
+        <w:rPr>
+          <w:noProof/>
+        </w:rPr>
+        <w:drawing>
+          <wp:anchor distT="0" distB="0" distL="114300" distR="114300" simplePos="0" relativeHeight="251659264" behindDoc="0" locked="0" layoutInCell="1" allowOverlap="1" wp14:anchorId="28DDBF24" wp14:editId="4190CC40">
+            <wp:simplePos x="0" y="0"/>
+            <wp:positionH relativeFrom="column">
+              <wp:posOffset>1703705</wp:posOffset>
+            </wp:positionH>
+            <wp:positionV relativeFrom="paragraph">
+              <wp:posOffset>271706</wp:posOffset>
+            </wp:positionV>
+            <wp:extent cx="2891790" cy="2397760"/>
+            <wp:effectExtent l="0" t="0" r="3810" b="2540"/>
+            <wp:wrapSquare wrapText="bothSides"/>
+            <wp:docPr id="638879154" name="Afbeelding 1"/>
+            <wp:cNvGraphicFramePr>
+              <a:graphicFrameLocks xmlns:a="http://schemas.openxmlformats.org/drawingml/2006/main" noChangeAspect="1"/>
+            </wp:cNvGraphicFramePr>
+            <a:graphic xmlns:a="http://schemas.openxmlformats.org/drawingml/2006/main">
+              <a:graphicData uri="http://schemas.openxmlformats.org/drawingml/2006/picture">
+                <pic:pic xmlns:pic="http://schemas.openxmlformats.org/drawingml/2006/picture">
+                  <pic:nvPicPr>
+                    <pic:cNvPr id="638879154" name="Afbeelding 638879154"/>
+                    <pic:cNvPicPr/>
+                  </pic:nvPicPr>
+                  <pic:blipFill rotWithShape="1">
+                    <a:blip r:embed="rId8" cstate="print">
+                      <a:extLst>
+                        <a:ext uri="{28A0092B-C50C-407E-A947-70E740481C1C}">
+                          <a14:useLocalDpi xmlns:a14="http://schemas.microsoft.com/office/drawing/2010/main" val="0"/>
+                        </a:ext>
+                      </a:extLst>
+                    </a:blip>
+                    <a:srcRect l="19600"/>
+                    <a:stretch>
+                      <a:fillRect/>
+                    </a:stretch>
+                  </pic:blipFill>
+                  <pic:spPr bwMode="auto">
+                    <a:xfrm>
+                      <a:off x="0" y="0"/>
+                      <a:ext cx="2891790" cy="2397760"/>
+                    </a:xfrm>
+                    <a:prstGeom prst="rect">
+                      <a:avLst/>
+                    </a:prstGeom>
+                    <a:ln>
+                      <a:noFill/>
+                    </a:ln>
+                    <a:extLst>
+                      <a:ext uri="{53640926-AAD7-44D8-BBD7-CCE9431645EC}">
+                        <a14:shadowObscured xmlns:a14="http://schemas.microsoft.com/office/drawing/2010/main"/>
+                      </a:ext>
+                    </a:extLst>
+                  </pic:spPr>
+                </pic:pic>
+              </a:graphicData>
+            </a:graphic>
+            <wp14:sizeRelH relativeFrom="margin">
+              <wp14:pctWidth>0</wp14:pctWidth>
+            </wp14:sizeRelH>
+            <wp14:sizeRelV relativeFrom="margin">
+              <wp14:pctHeight>0</wp14:pctHeight>
+            </wp14:sizeRelV>
+          </wp:anchor>
+        </w:drawing>
+      </w:r>
+    </w:p>
+    <w:p>
+      <w:pPr>
+        <w:spacing w:before="160" w:after="80"/>
+      </w:pPr>
+    </w:p>
+    <w:p>
+      <w:pPr>
+        <w:spacing w:before="160" w:after="80"/>
+      </w:pPr>
+    </w:p>
+    <w:p>
+      <w:pPr>
+        <w:spacing w:before="160" w:after="80"/>
+      </w:pPr>
+    </w:p>
+    <w:p>
+      <w:pPr>
+        <w:spacing w:before="160" w:after="80"/>
+      </w:pPr>
+    </w:p>
+    <w:p>
+      <w:pPr>
+        <w:spacing w:before="160" w:after="80"/>
+      </w:pPr>
+    </w:p>
+    <w:p>
+      <w:pPr>
+        <w:spacing w:before="160" w:after="80"/>
+      </w:pPr>
+    </w:p>
+    <w:p>
+      <w:pPr>
+        <w:spacing w:before="160" w:after="80"/>
+      </w:pPr>
+    </w:p>
+    <w:p>
+      <w:pPr>
+        <w:spacing w:before="160" w:after="80"/>
+      </w:pPr>
+    </w:p>
+    <w:p>
+      <w:pPr>
+        <w:spacing w:before="160" w:after="80"/>
+      </w:pPr>
+    </w:p>
+    <w:p>
+      <w:pPr>
+        <w:spacing w:before="160" w:after="80"/>
+      </w:pPr>
+    </w:p>
+    <w:p>
+      <w:pPr>
+        <w:spacing w:before="160" w:after="80"/>
+      </w:pPr>
     </w:p>
     <w:p>
       <w:pPr>
@@ -1816,12 +2092,12 @@
           <w:bottom w:val="single" w:sz="4" w:space="4" w:color="2E6BE6"/>
         </w:pBdr>
         <w:rPr>
-          <w:color w:val="2E6BE6"/>
-        </w:rPr>
-      </w:pPr>
-      <w:r>
-        <w:rPr>
-          <w:color w:val="2E6BE6"/>
+          <w:color w:val="5AAA00"/>
+        </w:rPr>
+      </w:pPr>
+      <w:r>
+        <w:rPr>
+          <w:color w:val="5AAA00"/>
         </w:rPr>
         <w:lastRenderedPageBreak/>
         <w:t>Aandachtspunten en risico’s</w:t>
@@ -1867,12 +2143,12 @@
           <w:bottom w:val="single" w:sz="4" w:space="4" w:color="2E6BE6"/>
         </w:pBdr>
         <w:rPr>
-          <w:color w:val="2E6BE6"/>
-        </w:rPr>
-      </w:pPr>
-      <w:r>
-        <w:rPr>
-          <w:color w:val="2E6BE6"/>
+          <w:color w:val="5AAA00"/>
+        </w:rPr>
+      </w:pPr>
+      <w:r>
+        <w:rPr>
+          <w:color w:val="5AAA00"/>
         </w:rPr>
         <w:t>Mogelijk relevante subsidies</w:t>
       </w:r>
@@ -1903,12 +2179,12 @@
           <w:bottom w:val="single" w:sz="4" w:space="4" w:color="2E6BE6"/>
         </w:pBdr>
         <w:rPr>
-          <w:color w:val="2E6BE6"/>
-        </w:rPr>
-      </w:pPr>
-      <w:r>
-        <w:rPr>
-          <w:color w:val="2E6BE6"/>
+          <w:color w:val="5AAA00"/>
+        </w:rPr>
+      </w:pPr>
+      <w:r>
+        <w:rPr>
+          <w:color w:val="5AAA00"/>
         </w:rPr>
         <w:t>Vervolgstappen</w:t>
       </w:r>
@@ -1921,10 +2197,13 @@
           <w:numId w:val="2"/>
         </w:numPr>
         <w:spacing w:before="60" w:after="60"/>
-      </w:pPr>
-      <w:r>
-        <w:rPr>
-          <w:color w:val="1A2340"/>
+        <w:rPr>
+          <w:color w:val="FF0000"/>
+        </w:rPr>
+      </w:pPr>
+      <w:r>
+        <w:rPr>
+          <w:color w:val="FF0000"/>
         </w:rPr>
         <w:t>Upload foto’s van dak, gevel, glas, installaties en kruipruimte</w:t>
       </w:r>
@@ -1937,10 +2216,13 @@
           <w:numId w:val="2"/>
         </w:numPr>
         <w:spacing w:before="60" w:after="60"/>
-      </w:pPr>
-      <w:r>
-        <w:rPr>
-          <w:color w:val="1A2340"/>
+        <w:rPr>
+          <w:color w:val="FF0000"/>
+        </w:rPr>
+      </w:pPr>
+      <w:r>
+        <w:rPr>
+          <w:color w:val="FF0000"/>
         </w:rPr>
         <w:t>Bevestig woningtype en eventuele renovatiejaren</w:t>
       </w:r>
@@ -1953,10 +2235,13 @@
           <w:numId w:val="2"/>
         </w:numPr>
         <w:spacing w:before="60" w:after="60"/>
-      </w:pPr>
-      <w:r>
-        <w:rPr>
-          <w:color w:val="1A2340"/>
+        <w:rPr>
+          <w:color w:val="FF0000"/>
+        </w:rPr>
+      </w:pPr>
+      <w:r>
+        <w:rPr>
+          <w:color w:val="FF0000"/>
         </w:rPr>
         <w:t>Gebruik dit rapport als basis voor offerte- of adviesgesprekken</w:t>
       </w:r>
@@ -1969,75 +2254,207 @@
     <w:p>
       <w:pPr>
         <w:spacing w:before="320" w:after="80"/>
+        <w:rPr>
+          <w:sz w:val="32"/>
+          <w:szCs w:val="32"/>
+        </w:rPr>
       </w:pPr>
       <w:proofErr w:type="spellStart"/>
       <w:r>
         <w:rPr>
+          <w:rFonts w:ascii="Georgia" w:eastAsia="Georgia" w:hAnsi="Georgia" w:cs="Georgia"/>
           <w:b/>
           <w:bCs/>
-        </w:rPr>
-        <w:t>PandIQ</w:t>
-      </w:r>
-      <w:proofErr w:type="spellEnd"/>
-      <w:r>
-        <w:rPr>
+          <w:color w:val="0B1F3A"/>
+          <w:sz w:val="40"/>
+          <w:szCs w:val="40"/>
+        </w:rPr>
+        <w:t>Pand</w:t>
+      </w:r>
+      <w:r>
+        <w:rPr>
+          <w:rFonts w:ascii="Georgia" w:eastAsia="Georgia" w:hAnsi="Georgia" w:cs="Georgia"/>
           <w:b/>
           <w:bCs/>
-        </w:rPr>
-        <w:t>: Uw regisseur in verduurzaming</w:t>
-      </w:r>
-    </w:p>
-    <w:p>
-      <w:pPr>
-        <w:spacing w:before="320" w:after="80"/>
-      </w:pPr>
-      <w:r>
-        <w:t xml:space="preserve">Het optimaal combineren van maatregelen kan leiden tot een </w:t>
-      </w:r>
-      <w:r>
-        <w:rPr>
+          <w:color w:val="3DBDBD"/>
+          <w:sz w:val="40"/>
+          <w:szCs w:val="40"/>
+        </w:rPr>
+        <w:t>IQ</w:t>
+      </w:r>
+      <w:proofErr w:type="spellEnd"/>
+      <w:r>
+        <w:rPr>
+          <w:rFonts w:ascii="Georgia" w:eastAsia="Georgia" w:hAnsi="Georgia" w:cs="Georgia"/>
           <w:b/>
           <w:bCs/>
-        </w:rPr>
-        <w:t>verdubbeling van het subsidiebedrag per m²</w:t>
-      </w:r>
-      <w:r>
-        <w:t xml:space="preserve">. </w:t>
-      </w:r>
-      <w:proofErr w:type="spellStart"/>
+          <w:color w:val="3DBDBD"/>
+          <w:sz w:val="40"/>
+          <w:szCs w:val="40"/>
+        </w:rPr>
+        <w:br/>
+      </w:r>
       <w:r>
         <w:rPr>
           <w:b/>
           <w:bCs/>
+          <w:sz w:val="24"/>
+          <w:szCs w:val="24"/>
+        </w:rPr>
+        <w:t>Uw regisseur in verduurzaming</w:t>
+      </w:r>
+    </w:p>
+    <w:p>
+      <w:pPr>
+        <w:spacing w:before="320" w:after="80"/>
+        <w:rPr>
+          <w:sz w:val="24"/>
+          <w:szCs w:val="24"/>
+        </w:rPr>
+      </w:pPr>
+      <w:r>
+        <w:rPr>
+          <w:sz w:val="24"/>
+          <w:szCs w:val="24"/>
+        </w:rPr>
+        <w:t>M</w:t>
+      </w:r>
+      <w:r>
+        <w:rPr>
+          <w:sz w:val="24"/>
+          <w:szCs w:val="24"/>
+        </w:rPr>
+        <w:t>et de juiste keuzes haalt u meer uit uw woning en uw budget. Door maatregelen slim te combineren kan uw subsidie zelfs verdubbelen.</w:t>
+      </w:r>
+    </w:p>
+    <w:p>
+      <w:pPr>
+        <w:spacing w:before="320" w:after="80"/>
+        <w:rPr>
+          <w:sz w:val="24"/>
+          <w:szCs w:val="24"/>
+        </w:rPr>
+      </w:pPr>
+      <w:proofErr w:type="spellStart"/>
+      <w:r>
+        <w:rPr>
+          <w:sz w:val="24"/>
+          <w:szCs w:val="24"/>
         </w:rPr>
         <w:t>PandIQ</w:t>
       </w:r>
       <w:proofErr w:type="spellEnd"/>
       <w:r>
         <w:rPr>
-          <w:b/>
-          <w:bCs/>
-        </w:rPr>
-        <w:t xml:space="preserve"> voert een volledige subsidiecheck uit en verzorgt de aanvraag, zodat u geen euro laat liggen.</w:t>
-      </w:r>
-      <w:r>
-        <w:t xml:space="preserve"> Alle technische rapporten, offertes en de status van uw uitbetaling vindt u terug in uw </w:t>
-      </w:r>
-      <w:r>
-        <w:rPr>
-          <w:b/>
-          <w:bCs/>
-        </w:rPr>
-        <w:t>persoonlijk dashboard</w:t>
-      </w:r>
-      <w:r>
-        <w:t>.</w:t>
+          <w:sz w:val="24"/>
+          <w:szCs w:val="24"/>
+        </w:rPr>
+        <w:t xml:space="preserve"> geeft u overzicht en helpt u met het inschatten van bouwkosten, het aanvragen van offertes, subsidieaanvragen en </w:t>
+      </w:r>
+      <w:r>
+        <w:rPr>
+          <w:sz w:val="24"/>
+          <w:szCs w:val="24"/>
+        </w:rPr>
+        <w:t xml:space="preserve">andere </w:t>
+      </w:r>
+      <w:r>
+        <w:rPr>
+          <w:sz w:val="24"/>
+          <w:szCs w:val="24"/>
+        </w:rPr>
+        <w:t>besparingen — alles in één dashboard.</w:t>
       </w:r>
     </w:p>
     <w:p>
       <w:pPr>
         <w:spacing w:before="320" w:after="80"/>
-      </w:pPr>
+        <w:rPr>
+          <w:sz w:val="24"/>
+          <w:szCs w:val="24"/>
+        </w:rPr>
+      </w:pPr>
+      <w:r>
+        <w:rPr>
+          <w:sz w:val="24"/>
+          <w:szCs w:val="24"/>
+        </w:rPr>
+        <w:t>Maak een account aan en ontdek wat er mogelijk is. Het kost weinig moeite en levert vaak direct voordeel op.</w:t>
+      </w:r>
+    </w:p>
+    <w:p>
+      <w:pPr>
+        <w:spacing w:before="320" w:after="80"/>
+        <w:rPr>
+          <w:sz w:val="24"/>
+          <w:szCs w:val="24"/>
+        </w:rPr>
+      </w:pPr>
+      <w:r>
+        <w:rPr>
+          <w:sz w:val="24"/>
+          <w:szCs w:val="24"/>
+        </w:rPr>
+        <w:t>Word geen slapende betaler, maar wees slim en bespaar.</w:t>
+      </w:r>
+    </w:p>
+    <w:p>
+      <w:pPr>
+        <w:spacing w:before="320" w:after="80"/>
+        <w:rPr>
+          <w:sz w:val="24"/>
+          <w:szCs w:val="24"/>
+        </w:rPr>
+      </w:pPr>
+      <w:r>
+        <w:rPr>
+          <w:noProof/>
+          <w:sz w:val="24"/>
+          <w:szCs w:val="24"/>
+        </w:rPr>
+        <w:lastRenderedPageBreak/>
+        <w:drawing>
+          <wp:inline distT="0" distB="0" distL="0" distR="0" wp14:anchorId="17AA7892" wp14:editId="43577904">
+            <wp:extent cx="4572000" cy="3047842"/>
+            <wp:effectExtent l="0" t="0" r="0" b="635"/>
+            <wp:docPr id="1728193284" name="Afbeelding 2"/>
+            <wp:cNvGraphicFramePr>
+              <a:graphicFrameLocks xmlns:a="http://schemas.openxmlformats.org/drawingml/2006/main" noChangeAspect="1"/>
+            </wp:cNvGraphicFramePr>
+            <a:graphic xmlns:a="http://schemas.openxmlformats.org/drawingml/2006/main">
+              <a:graphicData uri="http://schemas.openxmlformats.org/drawingml/2006/picture">
+                <pic:pic xmlns:pic="http://schemas.openxmlformats.org/drawingml/2006/picture">
+                  <pic:nvPicPr>
+                    <pic:cNvPr id="1728193284" name="Afbeelding 1728193284"/>
+                    <pic:cNvPicPr/>
+                  </pic:nvPicPr>
+                  <pic:blipFill>
+                    <a:blip r:embed="rId9" cstate="print">
+                      <a:extLst>
+                        <a:ext uri="{28A0092B-C50C-407E-A947-70E740481C1C}">
+                          <a14:useLocalDpi xmlns:a14="http://schemas.microsoft.com/office/drawing/2010/main" val="0"/>
+                        </a:ext>
+                      </a:extLst>
+                    </a:blip>
+                    <a:stretch>
+                      <a:fillRect/>
+                    </a:stretch>
+                  </pic:blipFill>
+                  <pic:spPr>
+                    <a:xfrm>
+                      <a:off x="0" y="0"/>
+                      <a:ext cx="4572000" cy="3047842"/>
+                    </a:xfrm>
+                    <a:prstGeom prst="rect">
+                      <a:avLst/>
+                    </a:prstGeom>
+                  </pic:spPr>
+                </pic:pic>
+              </a:graphicData>
+            </a:graphic>
+          </wp:inline>
+        </w:drawing>
+      </w:r>
     </w:p>
     <w:p>
       <w:pPr>
@@ -2070,8 +2487,8 @@
       </w:r>
     </w:p>
     <w:sectPr>
-      <w:headerReference w:type="default" r:id="rId7"/>
-      <w:footerReference w:type="default" r:id="rId8"/>
+      <w:headerReference w:type="default" r:id="rId10"/>
+      <w:footerReference w:type="default" r:id="rId11"/>
       <w:pgSz w:w="11906" w:h="16838"/>
       <w:pgMar w:top="1134" w:right="1134" w:bottom="1134" w:left="1134" w:header="708" w:footer="708" w:gutter="0"/>
       <w:cols w:space="708"/>
@@ -2334,6 +2751,92 @@
     </w:lvl>
   </w:abstractNum>
   <w:abstractNum w:abstractNumId="1" w15:restartNumberingAfterBreak="0">
+    <w:nsid w:val="0A1E623C"/>
+    <w:multiLevelType w:val="hybridMultilevel"/>
+    <w:tmpl w:val="A9300544"/>
+    <w:lvl w:ilvl="0" w:tplc="0413000F">
+      <w:start w:val="1"/>
+      <w:numFmt w:val="decimal"/>
+      <w:lvlText w:val="%1."/>
+      <w:lvlJc w:val="left"/>
+      <w:pPr>
+        <w:ind w:left="720" w:hanging="360"/>
+      </w:pPr>
+    </w:lvl>
+    <w:lvl w:ilvl="1" w:tplc="04130019" w:tentative="1">
+      <w:start w:val="1"/>
+      <w:numFmt w:val="lowerLetter"/>
+      <w:lvlText w:val="%2."/>
+      <w:lvlJc w:val="left"/>
+      <w:pPr>
+        <w:ind w:left="1440" w:hanging="360"/>
+      </w:pPr>
+    </w:lvl>
+    <w:lvl w:ilvl="2" w:tplc="0413001B" w:tentative="1">
+      <w:start w:val="1"/>
+      <w:numFmt w:val="lowerRoman"/>
+      <w:lvlText w:val="%3."/>
+      <w:lvlJc w:val="right"/>
+      <w:pPr>
+        <w:ind w:left="2160" w:hanging="180"/>
+      </w:pPr>
+    </w:lvl>
+    <w:lvl w:ilvl="3" w:tplc="0413000F" w:tentative="1">
+      <w:start w:val="1"/>
+      <w:numFmt w:val="decimal"/>
+      <w:lvlText w:val="%4."/>
+      <w:lvlJc w:val="left"/>
+      <w:pPr>
+        <w:ind w:left="2880" w:hanging="360"/>
+      </w:pPr>
+    </w:lvl>
+    <w:lvl w:ilvl="4" w:tplc="04130019" w:tentative="1">
+      <w:start w:val="1"/>
+      <w:numFmt w:val="lowerLetter"/>
+      <w:lvlText w:val="%5."/>
+      <w:lvlJc w:val="left"/>
+      <w:pPr>
+        <w:ind w:left="3600" w:hanging="360"/>
+      </w:pPr>
+    </w:lvl>
+    <w:lvl w:ilvl="5" w:tplc="0413001B" w:tentative="1">
+      <w:start w:val="1"/>
+      <w:numFmt w:val="lowerRoman"/>
+      <w:lvlText w:val="%6."/>
+      <w:lvlJc w:val="right"/>
+      <w:pPr>
+        <w:ind w:left="4320" w:hanging="180"/>
+      </w:pPr>
+    </w:lvl>
+    <w:lvl w:ilvl="6" w:tplc="0413000F" w:tentative="1">
+      <w:start w:val="1"/>
+      <w:numFmt w:val="decimal"/>
+      <w:lvlText w:val="%7."/>
+      <w:lvlJc w:val="left"/>
+      <w:pPr>
+        <w:ind w:left="5040" w:hanging="360"/>
+      </w:pPr>
+    </w:lvl>
+    <w:lvl w:ilvl="7" w:tplc="04130019" w:tentative="1">
+      <w:start w:val="1"/>
+      <w:numFmt w:val="lowerLetter"/>
+      <w:lvlText w:val="%8."/>
+      <w:lvlJc w:val="left"/>
+      <w:pPr>
+        <w:ind w:left="5760" w:hanging="360"/>
+      </w:pPr>
+    </w:lvl>
+    <w:lvl w:ilvl="8" w:tplc="0413001B" w:tentative="1">
+      <w:start w:val="1"/>
+      <w:numFmt w:val="lowerRoman"/>
+      <w:lvlText w:val="%9."/>
+      <w:lvlJc w:val="right"/>
+      <w:pPr>
+        <w:ind w:left="6480" w:hanging="180"/>
+      </w:pPr>
+    </w:lvl>
+  </w:abstractNum>
+  <w:abstractNum w:abstractNumId="2" w15:restartNumberingAfterBreak="0">
     <w:nsid w:val="4FD55F3A"/>
     <w:multiLevelType w:val="hybridMultilevel"/>
     <w:tmpl w:val="1C36CA24"/>
@@ -2419,7 +2922,7 @@
       </w:pPr>
     </w:lvl>
   </w:abstractNum>
-  <w:abstractNum w:abstractNumId="2" w15:restartNumberingAfterBreak="0">
+  <w:abstractNum w:abstractNumId="3" w15:restartNumberingAfterBreak="0">
     <w:nsid w:val="72964827"/>
     <w:multiLevelType w:val="multilevel"/>
     <w:tmpl w:val="75189EAE"/>
@@ -2569,7 +3072,7 @@
     </w:lvl>
   </w:abstractNum>
   <w:num w:numId="1" w16cid:durableId="1737582796">
-    <w:abstractNumId w:val="1"/>
+    <w:abstractNumId w:val="2"/>
     <w:lvlOverride w:ilvl="0">
       <w:startOverride w:val="1"/>
     </w:lvlOverride>
@@ -2581,7 +3084,10 @@
     </w:lvlOverride>
   </w:num>
   <w:num w:numId="3" w16cid:durableId="2021732530">
-    <w:abstractNumId w:val="2"/>
+    <w:abstractNumId w:val="3"/>
+  </w:num>
+  <w:num w:numId="4" w16cid:durableId="1974408977">
+    <w:abstractNumId w:val="1"/>
   </w:num>
 </w:numbering>
 </file>

--- a/templates/Template_rapportage_quickscan.docx
+++ b/templates/Template_rapportage_quickscan.docx
@@ -6,7 +6,6 @@
       <w:pPr>
         <w:spacing w:before="1440" w:after="200"/>
       </w:pPr>
-      <w:proofErr w:type="spellStart"/>
       <w:r>
         <w:rPr>
           <w:rFonts w:ascii="Georgia" w:eastAsia="Georgia" w:hAnsi="Georgia" w:cs="Georgia"/>
@@ -29,7 +28,6 @@
         </w:rPr>
         <w:t>IQ</w:t>
       </w:r>
-      <w:proofErr w:type="spellEnd"/>
     </w:p>
     <w:p>
       <w:pPr>
@@ -78,18 +76,8 @@
           <w:sz w:val="32"/>
           <w:szCs w:val="32"/>
         </w:rPr>
-        <w:t xml:space="preserve">Isolatie </w:t>
-      </w:r>
-      <w:proofErr w:type="spellStart"/>
-      <w:r>
-        <w:rPr>
-          <w:color w:val="5A6A85"/>
-          <w:sz w:val="32"/>
-          <w:szCs w:val="32"/>
-        </w:rPr>
-        <w:t>Quickscan</w:t>
-      </w:r>
-      <w:proofErr w:type="spellEnd"/>
+        <w:t>Isolatie Quickscan</w:t>
+      </w:r>
     </w:p>
     <w:p>
       <w:pPr>
@@ -156,21 +144,7 @@
         <w:rPr>
           <w:color w:val="FFFFFF"/>
         </w:rPr>
-        <w:t>{{</w:t>
-      </w:r>
-      <w:proofErr w:type="spellStart"/>
-      <w:r>
-        <w:rPr>
-          <w:color w:val="FFFFFF"/>
-        </w:rPr>
-        <w:t>streetview</w:t>
-      </w:r>
-      <w:proofErr w:type="spellEnd"/>
-      <w:r>
-        <w:rPr>
-          <w:color w:val="FFFFFF"/>
-        </w:rPr>
-        <w:t>}}</w:t>
+        <w:t>{{streetview}}</w:t>
       </w:r>
     </w:p>
     <w:p>
@@ -223,21 +197,7 @@
         <w:rPr>
           <w:color w:val="1A2340"/>
         </w:rPr>
-        <w:t>{{</w:t>
-      </w:r>
-      <w:proofErr w:type="spellStart"/>
-      <w:r>
-        <w:rPr>
-          <w:color w:val="1A2340"/>
-        </w:rPr>
-        <w:t>narrative_gebouw</w:t>
-      </w:r>
-      <w:proofErr w:type="spellEnd"/>
-      <w:r>
-        <w:rPr>
-          <w:color w:val="1A2340"/>
-        </w:rPr>
-        <w:t>}}</w:t>
+        <w:t>{{narrative_gebouw}}</w:t>
       </w:r>
     </w:p>
     <w:p>
@@ -405,21 +365,7 @@
         <w:rPr>
           <w:color w:val="1A2340"/>
         </w:rPr>
-        <w:t>{{</w:t>
-      </w:r>
-      <w:proofErr w:type="spellStart"/>
-      <w:r>
-        <w:rPr>
-          <w:color w:val="1A2340"/>
-        </w:rPr>
-        <w:t>narrative_energie</w:t>
-      </w:r>
-      <w:proofErr w:type="spellEnd"/>
-      <w:r>
-        <w:rPr>
-          <w:color w:val="1A2340"/>
-        </w:rPr>
-        <w:t>}}</w:t>
+        <w:t>{{narrative_energie}}</w:t>
       </w:r>
     </w:p>
     <w:p>
@@ -473,6 +419,20 @@
         <w:rPr>
           <w:color w:val="1A2340"/>
         </w:rPr>
+        <w:t>Financiële indicaties zijn schattingen op basis van bouwjaar en gemiddelde woningkenmerken. Definitieve bedragen hangen af van de werkelijke situatie ter plaatse.</w:t>
+      </w:r>
+    </w:p>
+    <w:p>
+      <w:pPr>
+        <w:spacing w:before="60" w:after="160"/>
+        <w:rPr>
+          <w:color w:val="1A2340"/>
+        </w:rPr>
+      </w:pPr>
+      <w:r>
+        <w:rPr>
+          <w:color w:val="1A2340"/>
+        </w:rPr>
         <w:t>De informatie is bedoeld als eerste inzicht en kan afwijken van de werkelijke situatie. Wij adviseren om v</w:t>
       </w:r>
       <w:r>
@@ -511,21 +471,7 @@
         <w:rPr>
           <w:color w:val="1A2340"/>
         </w:rPr>
-        <w:t xml:space="preserve"> de gegevens kunnen onvolledig of onjuist zijn en </w:t>
-      </w:r>
-      <w:proofErr w:type="spellStart"/>
-      <w:r>
-        <w:rPr>
-          <w:color w:val="1A2340"/>
-        </w:rPr>
-        <w:t>PandIQ</w:t>
-      </w:r>
-      <w:proofErr w:type="spellEnd"/>
-      <w:r>
-        <w:rPr>
-          <w:color w:val="1A2340"/>
-        </w:rPr>
-        <w:t xml:space="preserve"> is niet aansprakelijk voor eventuele fouten of gevolgen van gebruik.</w:t>
+        <w:t xml:space="preserve"> de gegevens kunnen onvolledig of onjuist zijn en PandIQ is niet aansprakelijk voor eventuele fouten of gevolgen van gebruik.</w:t>
       </w:r>
     </w:p>
     <w:p>
@@ -963,21 +909,7 @@
               <w:rPr>
                 <w:color w:val="1A2340"/>
               </w:rPr>
-              <w:t>{{</w:t>
-            </w:r>
-            <w:proofErr w:type="spellStart"/>
-            <w:r>
-              <w:rPr>
-                <w:color w:val="1A2340"/>
-              </w:rPr>
-              <w:t>geldig_tot</w:t>
-            </w:r>
-            <w:proofErr w:type="spellEnd"/>
-            <w:r>
-              <w:rPr>
-                <w:color w:val="1A2340"/>
-              </w:rPr>
-              <w:t>}}</w:t>
+              <w:t>{{geldig_tot}}</w:t>
             </w:r>
           </w:p>
         </w:tc>
@@ -1165,21 +1097,7 @@
         <w:rPr>
           <w:color w:val="1A2340"/>
         </w:rPr>
-        <w:t>{{</w:t>
-      </w:r>
-      <w:proofErr w:type="spellStart"/>
-      <w:r>
-        <w:rPr>
-          <w:color w:val="1A2340"/>
-        </w:rPr>
-        <w:t>narrative_bouwperiode</w:t>
-      </w:r>
-      <w:proofErr w:type="spellEnd"/>
-      <w:r>
-        <w:rPr>
-          <w:color w:val="1A2340"/>
-        </w:rPr>
-        <w:t>}}</w:t>
+        <w:t>{{narrative_bouwperiode}}</w:t>
       </w:r>
     </w:p>
     <w:p>
@@ -1368,21 +1286,7 @@
               <w:rPr>
                 <w:color w:val="1A2340"/>
               </w:rPr>
-              <w:t>{{</w:t>
-            </w:r>
-            <w:proofErr w:type="spellStart"/>
-            <w:r>
-              <w:rPr>
-                <w:color w:val="1A2340"/>
-              </w:rPr>
-              <w:t>score_dak</w:t>
-            </w:r>
-            <w:proofErr w:type="spellEnd"/>
-            <w:r>
-              <w:rPr>
-                <w:color w:val="1A2340"/>
-              </w:rPr>
-              <w:t>}}</w:t>
+              <w:t>{{score_dak}}</w:t>
             </w:r>
             <w:r>
               <w:rPr>
@@ -1410,21 +1314,7 @@
               <w:rPr>
                 <w:color w:val="1A2340"/>
               </w:rPr>
-              <w:t>{{</w:t>
-            </w:r>
-            <w:proofErr w:type="spellStart"/>
-            <w:r>
-              <w:rPr>
-                <w:color w:val="1A2340"/>
-              </w:rPr>
-              <w:t>score_dak_tekst</w:t>
-            </w:r>
-            <w:proofErr w:type="spellEnd"/>
-            <w:r>
-              <w:rPr>
-                <w:color w:val="1A2340"/>
-              </w:rPr>
-              <w:t>}}</w:t>
+              <w:t>{{score_dak_tekst}}</w:t>
             </w:r>
           </w:p>
         </w:tc>
@@ -1468,21 +1358,7 @@
               <w:rPr>
                 <w:color w:val="1A2340"/>
               </w:rPr>
-              <w:t>{{</w:t>
-            </w:r>
-            <w:proofErr w:type="spellStart"/>
-            <w:r>
-              <w:rPr>
-                <w:color w:val="1A2340"/>
-              </w:rPr>
-              <w:t>score_gevel</w:t>
-            </w:r>
-            <w:proofErr w:type="spellEnd"/>
-            <w:r>
-              <w:rPr>
-                <w:color w:val="1A2340"/>
-              </w:rPr>
-              <w:t>}}</w:t>
+              <w:t>{{score_gevel}}</w:t>
             </w:r>
             <w:r>
               <w:rPr>
@@ -1510,21 +1386,7 @@
               <w:rPr>
                 <w:color w:val="1A2340"/>
               </w:rPr>
-              <w:t>{{</w:t>
-            </w:r>
-            <w:proofErr w:type="spellStart"/>
-            <w:r>
-              <w:rPr>
-                <w:color w:val="1A2340"/>
-              </w:rPr>
-              <w:t>score_gevel_tekst</w:t>
-            </w:r>
-            <w:proofErr w:type="spellEnd"/>
-            <w:r>
-              <w:rPr>
-                <w:color w:val="1A2340"/>
-              </w:rPr>
-              <w:t>}}</w:t>
+              <w:t>{{score_gevel_tekst}}</w:t>
             </w:r>
           </w:p>
         </w:tc>
@@ -1568,21 +1430,7 @@
               <w:rPr>
                 <w:color w:val="1A2340"/>
               </w:rPr>
-              <w:t>{{</w:t>
-            </w:r>
-            <w:proofErr w:type="spellStart"/>
-            <w:r>
-              <w:rPr>
-                <w:color w:val="1A2340"/>
-              </w:rPr>
-              <w:t>score_vloer</w:t>
-            </w:r>
-            <w:proofErr w:type="spellEnd"/>
-            <w:r>
-              <w:rPr>
-                <w:color w:val="1A2340"/>
-              </w:rPr>
-              <w:t>}}</w:t>
+              <w:t>{{score_vloer}}</w:t>
             </w:r>
             <w:r>
               <w:rPr>
@@ -1610,21 +1458,7 @@
               <w:rPr>
                 <w:color w:val="1A2340"/>
               </w:rPr>
-              <w:t>{{</w:t>
-            </w:r>
-            <w:proofErr w:type="spellStart"/>
-            <w:r>
-              <w:rPr>
-                <w:color w:val="1A2340"/>
-              </w:rPr>
-              <w:t>score_vloer_tekst</w:t>
-            </w:r>
-            <w:proofErr w:type="spellEnd"/>
-            <w:r>
-              <w:rPr>
-                <w:color w:val="1A2340"/>
-              </w:rPr>
-              <w:t>}}</w:t>
+              <w:t>{{score_vloer_tekst}}</w:t>
             </w:r>
           </w:p>
         </w:tc>
@@ -1668,21 +1502,7 @@
               <w:rPr>
                 <w:color w:val="1A2340"/>
               </w:rPr>
-              <w:t>{{</w:t>
-            </w:r>
-            <w:proofErr w:type="spellStart"/>
-            <w:r>
-              <w:rPr>
-                <w:color w:val="1A2340"/>
-              </w:rPr>
-              <w:t>score_glas</w:t>
-            </w:r>
-            <w:proofErr w:type="spellEnd"/>
-            <w:r>
-              <w:rPr>
-                <w:color w:val="1A2340"/>
-              </w:rPr>
-              <w:t>}}</w:t>
+              <w:t>{{score_glas}}</w:t>
             </w:r>
             <w:r>
               <w:rPr>
@@ -1710,21 +1530,7 @@
               <w:rPr>
                 <w:color w:val="1A2340"/>
               </w:rPr>
-              <w:t>{{</w:t>
-            </w:r>
-            <w:proofErr w:type="spellStart"/>
-            <w:r>
-              <w:rPr>
-                <w:color w:val="1A2340"/>
-              </w:rPr>
-              <w:t>score_glas_tekst</w:t>
-            </w:r>
-            <w:proofErr w:type="spellEnd"/>
-            <w:r>
-              <w:rPr>
-                <w:color w:val="1A2340"/>
-              </w:rPr>
-              <w:t>}}</w:t>
+              <w:t>{{score_glas_tekst}}</w:t>
             </w:r>
           </w:p>
         </w:tc>
@@ -2060,21 +1866,7 @@
         <w:rPr>
           <w:color w:val="1A2340"/>
         </w:rPr>
-        <w:t>{{</w:t>
-      </w:r>
-      <w:proofErr w:type="spellStart"/>
-      <w:r>
-        <w:rPr>
-          <w:color w:val="1A2340"/>
-        </w:rPr>
-        <w:t>narrative_aanpak</w:t>
-      </w:r>
-      <w:proofErr w:type="spellEnd"/>
-      <w:r>
-        <w:rPr>
-          <w:color w:val="1A2340"/>
-        </w:rPr>
-        <w:t>}}</w:t>
+        <w:t>{{narrative_aanpak}}</w:t>
       </w:r>
     </w:p>
     <w:p>
@@ -2111,21 +1903,7 @@
         <w:rPr>
           <w:color w:val="1A2340"/>
         </w:rPr>
-        <w:t>{{</w:t>
-      </w:r>
-      <w:proofErr w:type="spellStart"/>
-      <w:r>
-        <w:rPr>
-          <w:color w:val="1A2340"/>
-        </w:rPr>
-        <w:t>risicos</w:t>
-      </w:r>
-      <w:proofErr w:type="spellEnd"/>
-      <w:r>
-        <w:rPr>
-          <w:color w:val="1A2340"/>
-        </w:rPr>
-        <w:t>}}</w:t>
+        <w:t>{{risicos}}</w:t>
       </w:r>
     </w:p>
     <w:p>
@@ -2259,7 +2037,6 @@
           <w:szCs w:val="32"/>
         </w:rPr>
       </w:pPr>
-      <w:proofErr w:type="spellStart"/>
       <w:r>
         <w:rPr>
           <w:rFonts w:ascii="Georgia" w:eastAsia="Georgia" w:hAnsi="Georgia" w:cs="Georgia"/>
@@ -2282,7 +2059,6 @@
         </w:rPr>
         <w:t>IQ</w:t>
       </w:r>
-      <w:proofErr w:type="spellEnd"/>
       <w:r>
         <w:rPr>
           <w:rFonts w:ascii="Georgia" w:eastAsia="Georgia" w:hAnsi="Georgia" w:cs="Georgia"/>
@@ -2335,21 +2111,12 @@
           <w:szCs w:val="24"/>
         </w:rPr>
       </w:pPr>
-      <w:proofErr w:type="spellStart"/>
       <w:r>
         <w:rPr>
           <w:sz w:val="24"/>
           <w:szCs w:val="24"/>
         </w:rPr>
-        <w:t>PandIQ</w:t>
-      </w:r>
-      <w:proofErr w:type="spellEnd"/>
-      <w:r>
-        <w:rPr>
-          <w:sz w:val="24"/>
-          <w:szCs w:val="24"/>
-        </w:rPr>
-        <w:t xml:space="preserve"> geeft u overzicht en helpt u met het inschatten van bouwkosten, het aanvragen van offertes, subsidieaanvragen en </w:t>
+        <w:t xml:space="preserve">PandIQ geeft u overzicht en helpt u met het inschatten van bouwkosten, het aanvragen van offertes, subsidieaanvragen en </w:t>
       </w:r>
       <w:r>
         <w:rPr>
@@ -2535,25 +2302,7 @@
         <w:sz w:val="16"/>
         <w:szCs w:val="16"/>
       </w:rPr>
-      <w:t xml:space="preserve">Indicatief rapport · </w:t>
-    </w:r>
-    <w:proofErr w:type="spellStart"/>
-    <w:r>
-      <w:rPr>
-        <w:color w:val="5A6A85"/>
-        <w:sz w:val="16"/>
-        <w:szCs w:val="16"/>
-      </w:rPr>
-      <w:t>PandIQ</w:t>
-    </w:r>
-    <w:proofErr w:type="spellEnd"/>
-    <w:r>
-      <w:rPr>
-        <w:color w:val="5A6A85"/>
-        <w:sz w:val="16"/>
-        <w:szCs w:val="16"/>
-      </w:rPr>
-      <w:t xml:space="preserve"> · www.pandiq.nl</w:t>
+      <w:t>Indicatief rapport · PandIQ · www.pandiq.nl</w:t>
     </w:r>
     <w:r>
       <w:rPr>
@@ -2623,7 +2372,6 @@
           <w:vAlign w:val="center"/>
         </w:tcPr>
         <w:p>
-          <w:proofErr w:type="spellStart"/>
           <w:r>
             <w:rPr>
               <w:rFonts w:ascii="Georgia" w:eastAsia="Georgia" w:hAnsi="Georgia" w:cs="Georgia"/>
@@ -2646,7 +2394,6 @@
             </w:rPr>
             <w:t>IQ</w:t>
           </w:r>
-          <w:proofErr w:type="spellEnd"/>
         </w:p>
       </w:tc>
       <w:tc>
@@ -2670,18 +2417,8 @@
               <w:sz w:val="18"/>
               <w:szCs w:val="18"/>
             </w:rPr>
-            <w:t xml:space="preserve">Isolatie </w:t>
+            <w:t>Isolatie Quickscan</w:t>
           </w:r>
-          <w:proofErr w:type="spellStart"/>
-          <w:r>
-            <w:rPr>
-              <w:color w:val="5A6A85"/>
-              <w:sz w:val="18"/>
-              <w:szCs w:val="18"/>
-            </w:rPr>
-            <w:t>Quickscan</w:t>
-          </w:r>
-          <w:proofErr w:type="spellEnd"/>
         </w:p>
       </w:tc>
     </w:tr>

--- a/templates/Template_rapportage_quickscan.docx
+++ b/templates/Template_rapportage_quickscan.docx
@@ -6,6 +6,7 @@
       <w:pPr>
         <w:spacing w:before="1440" w:after="200"/>
       </w:pPr>
+      <w:proofErr w:type="spellStart"/>
       <w:r>
         <w:rPr>
           <w:rFonts w:ascii="Georgia" w:eastAsia="Georgia" w:hAnsi="Georgia" w:cs="Georgia"/>
@@ -28,6 +29,7 @@
         </w:rPr>
         <w:t>IQ</w:t>
       </w:r>
+      <w:proofErr w:type="spellEnd"/>
     </w:p>
     <w:p>
       <w:pPr>
@@ -76,8 +78,18 @@
           <w:sz w:val="32"/>
           <w:szCs w:val="32"/>
         </w:rPr>
-        <w:t>Isolatie Quickscan</w:t>
-      </w:r>
+        <w:t xml:space="preserve">Isolatie </w:t>
+      </w:r>
+      <w:proofErr w:type="spellStart"/>
+      <w:r>
+        <w:rPr>
+          <w:color w:val="5A6A85"/>
+          <w:sz w:val="32"/>
+          <w:szCs w:val="32"/>
+        </w:rPr>
+        <w:t>Quickscan</w:t>
+      </w:r>
+      <w:proofErr w:type="spellEnd"/>
     </w:p>
     <w:p>
       <w:pPr>
@@ -144,7 +156,21 @@
         <w:rPr>
           <w:color w:val="FFFFFF"/>
         </w:rPr>
-        <w:t>{{streetview}}</w:t>
+        <w:t>{{</w:t>
+      </w:r>
+      <w:proofErr w:type="spellStart"/>
+      <w:r>
+        <w:rPr>
+          <w:color w:val="FFFFFF"/>
+        </w:rPr>
+        <w:t>streetview</w:t>
+      </w:r>
+      <w:proofErr w:type="spellEnd"/>
+      <w:r>
+        <w:rPr>
+          <w:color w:val="FFFFFF"/>
+        </w:rPr>
+        <w:t>}}</w:t>
       </w:r>
     </w:p>
     <w:p>
@@ -197,7 +223,21 @@
         <w:rPr>
           <w:color w:val="1A2340"/>
         </w:rPr>
-        <w:t>{{narrative_gebouw}}</w:t>
+        <w:t>{{</w:t>
+      </w:r>
+      <w:proofErr w:type="spellStart"/>
+      <w:r>
+        <w:rPr>
+          <w:color w:val="1A2340"/>
+        </w:rPr>
+        <w:t>narrative_gebouw</w:t>
+      </w:r>
+      <w:proofErr w:type="spellEnd"/>
+      <w:r>
+        <w:rPr>
+          <w:color w:val="1A2340"/>
+        </w:rPr>
+        <w:t>}}</w:t>
       </w:r>
     </w:p>
     <w:p>
@@ -365,7 +405,21 @@
         <w:rPr>
           <w:color w:val="1A2340"/>
         </w:rPr>
-        <w:t>{{narrative_energie}}</w:t>
+        <w:t>{{</w:t>
+      </w:r>
+      <w:proofErr w:type="spellStart"/>
+      <w:r>
+        <w:rPr>
+          <w:color w:val="1A2340"/>
+        </w:rPr>
+        <w:t>narrative_energie</w:t>
+      </w:r>
+      <w:proofErr w:type="spellEnd"/>
+      <w:r>
+        <w:rPr>
+          <w:color w:val="1A2340"/>
+        </w:rPr>
+        <w:t>}}</w:t>
       </w:r>
     </w:p>
     <w:p>
@@ -471,7 +525,21 @@
         <w:rPr>
           <w:color w:val="1A2340"/>
         </w:rPr>
-        <w:t xml:space="preserve"> de gegevens kunnen onvolledig of onjuist zijn en PandIQ is niet aansprakelijk voor eventuele fouten of gevolgen van gebruik.</w:t>
+        <w:t xml:space="preserve"> de gegevens kunnen onvolledig of onjuist zijn en </w:t>
+      </w:r>
+      <w:proofErr w:type="spellStart"/>
+      <w:r>
+        <w:rPr>
+          <w:color w:val="1A2340"/>
+        </w:rPr>
+        <w:t>PandIQ</w:t>
+      </w:r>
+      <w:proofErr w:type="spellEnd"/>
+      <w:r>
+        <w:rPr>
+          <w:color w:val="1A2340"/>
+        </w:rPr>
+        <w:t xml:space="preserve"> is niet aansprakelijk voor eventuele fouten of gevolgen van gebruik.</w:t>
       </w:r>
     </w:p>
     <w:p>
@@ -909,7 +977,21 @@
               <w:rPr>
                 <w:color w:val="1A2340"/>
               </w:rPr>
-              <w:t>{{geldig_tot}}</w:t>
+              <w:t>{{</w:t>
+            </w:r>
+            <w:proofErr w:type="spellStart"/>
+            <w:r>
+              <w:rPr>
+                <w:color w:val="1A2340"/>
+              </w:rPr>
+              <w:t>geldig_tot</w:t>
+            </w:r>
+            <w:proofErr w:type="spellEnd"/>
+            <w:r>
+              <w:rPr>
+                <w:color w:val="1A2340"/>
+              </w:rPr>
+              <w:t>}}</w:t>
             </w:r>
           </w:p>
         </w:tc>
@@ -1097,7 +1179,21 @@
         <w:rPr>
           <w:color w:val="1A2340"/>
         </w:rPr>
-        <w:t>{{narrative_bouwperiode}}</w:t>
+        <w:t>{{</w:t>
+      </w:r>
+      <w:proofErr w:type="spellStart"/>
+      <w:r>
+        <w:rPr>
+          <w:color w:val="1A2340"/>
+        </w:rPr>
+        <w:t>narrative_bouwperiode</w:t>
+      </w:r>
+      <w:proofErr w:type="spellEnd"/>
+      <w:r>
+        <w:rPr>
+          <w:color w:val="1A2340"/>
+        </w:rPr>
+        <w:t>}}</w:t>
       </w:r>
     </w:p>
     <w:p>
@@ -1286,7 +1382,21 @@
               <w:rPr>
                 <w:color w:val="1A2340"/>
               </w:rPr>
-              <w:t>{{score_dak}}</w:t>
+              <w:t>{{</w:t>
+            </w:r>
+            <w:proofErr w:type="spellStart"/>
+            <w:r>
+              <w:rPr>
+                <w:color w:val="1A2340"/>
+              </w:rPr>
+              <w:t>score_dak</w:t>
+            </w:r>
+            <w:proofErr w:type="spellEnd"/>
+            <w:r>
+              <w:rPr>
+                <w:color w:val="1A2340"/>
+              </w:rPr>
+              <w:t>}}</w:t>
             </w:r>
             <w:r>
               <w:rPr>
@@ -1314,7 +1424,21 @@
               <w:rPr>
                 <w:color w:val="1A2340"/>
               </w:rPr>
-              <w:t>{{score_dak_tekst}}</w:t>
+              <w:t>{{</w:t>
+            </w:r>
+            <w:proofErr w:type="spellStart"/>
+            <w:r>
+              <w:rPr>
+                <w:color w:val="1A2340"/>
+              </w:rPr>
+              <w:t>score_dak_tekst</w:t>
+            </w:r>
+            <w:proofErr w:type="spellEnd"/>
+            <w:r>
+              <w:rPr>
+                <w:color w:val="1A2340"/>
+              </w:rPr>
+              <w:t>}}</w:t>
             </w:r>
           </w:p>
         </w:tc>
@@ -1358,7 +1482,21 @@
               <w:rPr>
                 <w:color w:val="1A2340"/>
               </w:rPr>
-              <w:t>{{score_gevel}}</w:t>
+              <w:t>{{</w:t>
+            </w:r>
+            <w:proofErr w:type="spellStart"/>
+            <w:r>
+              <w:rPr>
+                <w:color w:val="1A2340"/>
+              </w:rPr>
+              <w:t>score_gevel</w:t>
+            </w:r>
+            <w:proofErr w:type="spellEnd"/>
+            <w:r>
+              <w:rPr>
+                <w:color w:val="1A2340"/>
+              </w:rPr>
+              <w:t>}}</w:t>
             </w:r>
             <w:r>
               <w:rPr>
@@ -1386,7 +1524,21 @@
               <w:rPr>
                 <w:color w:val="1A2340"/>
               </w:rPr>
-              <w:t>{{score_gevel_tekst}}</w:t>
+              <w:t>{{</w:t>
+            </w:r>
+            <w:proofErr w:type="spellStart"/>
+            <w:r>
+              <w:rPr>
+                <w:color w:val="1A2340"/>
+              </w:rPr>
+              <w:t>score_gevel_tekst</w:t>
+            </w:r>
+            <w:proofErr w:type="spellEnd"/>
+            <w:r>
+              <w:rPr>
+                <w:color w:val="1A2340"/>
+              </w:rPr>
+              <w:t>}}</w:t>
             </w:r>
           </w:p>
         </w:tc>
@@ -1430,7 +1582,21 @@
               <w:rPr>
                 <w:color w:val="1A2340"/>
               </w:rPr>
-              <w:t>{{score_vloer}}</w:t>
+              <w:t>{{</w:t>
+            </w:r>
+            <w:proofErr w:type="spellStart"/>
+            <w:r>
+              <w:rPr>
+                <w:color w:val="1A2340"/>
+              </w:rPr>
+              <w:t>score_vloer</w:t>
+            </w:r>
+            <w:proofErr w:type="spellEnd"/>
+            <w:r>
+              <w:rPr>
+                <w:color w:val="1A2340"/>
+              </w:rPr>
+              <w:t>}}</w:t>
             </w:r>
             <w:r>
               <w:rPr>
@@ -1458,7 +1624,21 @@
               <w:rPr>
                 <w:color w:val="1A2340"/>
               </w:rPr>
-              <w:t>{{score_vloer_tekst}}</w:t>
+              <w:t>{{</w:t>
+            </w:r>
+            <w:proofErr w:type="spellStart"/>
+            <w:r>
+              <w:rPr>
+                <w:color w:val="1A2340"/>
+              </w:rPr>
+              <w:t>score_vloer_tekst</w:t>
+            </w:r>
+            <w:proofErr w:type="spellEnd"/>
+            <w:r>
+              <w:rPr>
+                <w:color w:val="1A2340"/>
+              </w:rPr>
+              <w:t>}}</w:t>
             </w:r>
           </w:p>
         </w:tc>
@@ -1502,7 +1682,21 @@
               <w:rPr>
                 <w:color w:val="1A2340"/>
               </w:rPr>
-              <w:t>{{score_glas}}</w:t>
+              <w:t>{{</w:t>
+            </w:r>
+            <w:proofErr w:type="spellStart"/>
+            <w:r>
+              <w:rPr>
+                <w:color w:val="1A2340"/>
+              </w:rPr>
+              <w:t>score_glas</w:t>
+            </w:r>
+            <w:proofErr w:type="spellEnd"/>
+            <w:r>
+              <w:rPr>
+                <w:color w:val="1A2340"/>
+              </w:rPr>
+              <w:t>}}</w:t>
             </w:r>
             <w:r>
               <w:rPr>
@@ -1530,7 +1724,21 @@
               <w:rPr>
                 <w:color w:val="1A2340"/>
               </w:rPr>
-              <w:t>{{score_glas_tekst}}</w:t>
+              <w:t>{{</w:t>
+            </w:r>
+            <w:proofErr w:type="spellStart"/>
+            <w:r>
+              <w:rPr>
+                <w:color w:val="1A2340"/>
+              </w:rPr>
+              <w:t>score_glas_tekst</w:t>
+            </w:r>
+            <w:proofErr w:type="spellEnd"/>
+            <w:r>
+              <w:rPr>
+                <w:color w:val="1A2340"/>
+              </w:rPr>
+              <w:t>}}</w:t>
             </w:r>
           </w:p>
         </w:tc>
@@ -1866,7 +2074,21 @@
         <w:rPr>
           <w:color w:val="1A2340"/>
         </w:rPr>
-        <w:t>{{narrative_aanpak}}</w:t>
+        <w:t>{{</w:t>
+      </w:r>
+      <w:proofErr w:type="spellStart"/>
+      <w:r>
+        <w:rPr>
+          <w:color w:val="1A2340"/>
+        </w:rPr>
+        <w:t>narrative_aanpak</w:t>
+      </w:r>
+      <w:proofErr w:type="spellEnd"/>
+      <w:r>
+        <w:rPr>
+          <w:color w:val="1A2340"/>
+        </w:rPr>
+        <w:t>}}</w:t>
       </w:r>
     </w:p>
     <w:p>
@@ -1903,7 +2125,21 @@
         <w:rPr>
           <w:color w:val="1A2340"/>
         </w:rPr>
-        <w:t>{{risicos}}</w:t>
+        <w:t>{{</w:t>
+      </w:r>
+      <w:proofErr w:type="spellStart"/>
+      <w:r>
+        <w:rPr>
+          <w:color w:val="1A2340"/>
+        </w:rPr>
+        <w:t>risicos</w:t>
+      </w:r>
+      <w:proofErr w:type="spellEnd"/>
+      <w:r>
+        <w:rPr>
+          <w:color w:val="1A2340"/>
+        </w:rPr>
+        <w:t>}}</w:t>
       </w:r>
     </w:p>
     <w:p>
@@ -1969,59 +2205,119 @@
     </w:p>
     <w:p>
       <w:pPr>
-        <w:pStyle w:val="Lijstalinea"/>
+        <w:spacing w:before="320" w:after="80"/>
+      </w:pPr>
+      <w:r>
+        <w:t>Controleer dit rapport en ontdek welke stappen u nu kunt zetten om uw woonlasten te verlagen en uw comfort te verbeteren.</w:t>
+      </w:r>
+      <w:r>
+        <w:t xml:space="preserve"> </w:t>
+      </w:r>
+      <w:proofErr w:type="spellStart"/>
+      <w:r>
+        <w:t>PandIQ</w:t>
+      </w:r>
+      <w:proofErr w:type="spellEnd"/>
+      <w:r>
+        <w:t xml:space="preserve"> begeleidt u stap voor stap door het hele traject.</w:t>
+      </w:r>
+    </w:p>
+    <w:p>
+      <w:pPr>
+        <w:spacing w:before="320" w:after="80"/>
+      </w:pPr>
+      <w:r>
+        <w:t xml:space="preserve">Via het </w:t>
+      </w:r>
+      <w:proofErr w:type="spellStart"/>
+      <w:r>
+        <w:t>PandIQ</w:t>
+      </w:r>
+      <w:proofErr w:type="spellEnd"/>
+      <w:r>
+        <w:t>-dashboard krijgt u vrijblijvend:</w:t>
+      </w:r>
+    </w:p>
+    <w:p>
+      <w:pPr>
         <w:numPr>
           <w:ilvl w:val="0"/>
-          <w:numId w:val="2"/>
+          <w:numId w:val="5"/>
         </w:numPr>
-        <w:spacing w:before="60" w:after="60"/>
-        <w:rPr>
-          <w:color w:val="FF0000"/>
-        </w:rPr>
-      </w:pPr>
-      <w:r>
-        <w:rPr>
-          <w:color w:val="FF0000"/>
-        </w:rPr>
-        <w:t>Upload foto’s van dak, gevel, glas, installaties en kruipruimte</w:t>
-      </w:r>
-    </w:p>
-    <w:p>
-      <w:pPr>
-        <w:pStyle w:val="Lijstalinea"/>
+        <w:spacing w:before="320" w:after="80"/>
+      </w:pPr>
+      <w:r>
+        <w:t xml:space="preserve">offertes op maat </w:t>
+      </w:r>
+    </w:p>
+    <w:p>
+      <w:pPr>
         <w:numPr>
           <w:ilvl w:val="0"/>
-          <w:numId w:val="2"/>
+          <w:numId w:val="5"/>
         </w:numPr>
-        <w:spacing w:before="60" w:after="60"/>
-        <w:rPr>
-          <w:color w:val="FF0000"/>
-        </w:rPr>
-      </w:pPr>
-      <w:r>
-        <w:rPr>
-          <w:color w:val="FF0000"/>
-        </w:rPr>
-        <w:t>Bevestig woningtype en eventuele renovatiejaren</w:t>
-      </w:r>
-    </w:p>
-    <w:p>
-      <w:pPr>
-        <w:pStyle w:val="Lijstalinea"/>
+        <w:spacing w:before="320" w:after="80"/>
+      </w:pPr>
+      <w:r>
+        <w:t xml:space="preserve">subsidie-inzicht en aanvraag </w:t>
+      </w:r>
+    </w:p>
+    <w:p>
+      <w:pPr>
         <w:numPr>
           <w:ilvl w:val="0"/>
-          <w:numId w:val="2"/>
+          <w:numId w:val="5"/>
         </w:numPr>
-        <w:spacing w:before="60" w:after="60"/>
-        <w:rPr>
-          <w:color w:val="FF0000"/>
-        </w:rPr>
-      </w:pPr>
-      <w:r>
-        <w:rPr>
-          <w:color w:val="FF0000"/>
-        </w:rPr>
-        <w:t>Gebruik dit rapport als basis voor offerte- of adviesgesprekken</w:t>
+        <w:spacing w:before="320" w:after="80"/>
+      </w:pPr>
+      <w:r>
+        <w:t xml:space="preserve">mogelijkheden voor financiering </w:t>
+      </w:r>
+    </w:p>
+    <w:p>
+      <w:pPr>
+        <w:numPr>
+          <w:ilvl w:val="0"/>
+          <w:numId w:val="5"/>
+        </w:numPr>
+        <w:spacing w:before="320" w:after="80"/>
+      </w:pPr>
+      <w:r>
+        <w:t xml:space="preserve">inzicht in lagere energiekosten </w:t>
+      </w:r>
+    </w:p>
+    <w:p>
+      <w:pPr>
+        <w:spacing w:before="320" w:after="80"/>
+      </w:pPr>
+      <w:r>
+        <w:br/>
+      </w:r>
+      <w:r>
+        <w:t>Laat geen besparing liggen.</w:t>
+      </w:r>
+    </w:p>
+    <w:p>
+      <w:pPr>
+        <w:spacing w:before="320" w:after="80"/>
+        <w:rPr>
+          <w:b/>
+          <w:bCs/>
+        </w:rPr>
+      </w:pPr>
+      <w:r>
+        <w:rPr>
+          <w:b/>
+          <w:bCs/>
+        </w:rPr>
+        <w:br/>
+      </w:r>
+      <w:r>
+        <w:rPr>
+          <w:b/>
+          <w:bCs/>
+        </w:rPr>
+        <w:t>Start vandaag en haal meer uit uw woning zonder verplichtingen.</w:t>
       </w:r>
     </w:p>
     <w:p>
@@ -2037,6 +2333,7 @@
           <w:szCs w:val="32"/>
         </w:rPr>
       </w:pPr>
+      <w:proofErr w:type="spellStart"/>
       <w:r>
         <w:rPr>
           <w:rFonts w:ascii="Georgia" w:eastAsia="Georgia" w:hAnsi="Georgia" w:cs="Georgia"/>
@@ -2059,6 +2356,7 @@
         </w:rPr>
         <w:t>IQ</w:t>
       </w:r>
+      <w:proofErr w:type="spellEnd"/>
       <w:r>
         <w:rPr>
           <w:rFonts w:ascii="Georgia" w:eastAsia="Georgia" w:hAnsi="Georgia" w:cs="Georgia"/>
@@ -2111,12 +2409,21 @@
           <w:szCs w:val="24"/>
         </w:rPr>
       </w:pPr>
+      <w:proofErr w:type="spellStart"/>
       <w:r>
         <w:rPr>
           <w:sz w:val="24"/>
           <w:szCs w:val="24"/>
         </w:rPr>
-        <w:t xml:space="preserve">PandIQ geeft u overzicht en helpt u met het inschatten van bouwkosten, het aanvragen van offertes, subsidieaanvragen en </w:t>
+        <w:t>PandIQ</w:t>
+      </w:r>
+      <w:proofErr w:type="spellEnd"/>
+      <w:r>
+        <w:rPr>
+          <w:sz w:val="24"/>
+          <w:szCs w:val="24"/>
+        </w:rPr>
+        <w:t xml:space="preserve"> geeft u overzicht en helpt u met het inschatten van bouwkosten, het aanvragen van offertes, subsidieaanvragen en </w:t>
       </w:r>
       <w:r>
         <w:rPr>
@@ -2302,7 +2609,25 @@
         <w:sz w:val="16"/>
         <w:szCs w:val="16"/>
       </w:rPr>
-      <w:t>Indicatief rapport · PandIQ · www.pandiq.nl</w:t>
+      <w:t xml:space="preserve">Indicatief rapport · </w:t>
+    </w:r>
+    <w:proofErr w:type="spellStart"/>
+    <w:r>
+      <w:rPr>
+        <w:color w:val="5A6A85"/>
+        <w:sz w:val="16"/>
+        <w:szCs w:val="16"/>
+      </w:rPr>
+      <w:t>PandIQ</w:t>
+    </w:r>
+    <w:proofErr w:type="spellEnd"/>
+    <w:r>
+      <w:rPr>
+        <w:color w:val="5A6A85"/>
+        <w:sz w:val="16"/>
+        <w:szCs w:val="16"/>
+      </w:rPr>
+      <w:t xml:space="preserve"> · www.pandiq.nl</w:t>
     </w:r>
     <w:r>
       <w:rPr>
@@ -2372,6 +2697,7 @@
           <w:vAlign w:val="center"/>
         </w:tcPr>
         <w:p>
+          <w:proofErr w:type="spellStart"/>
           <w:r>
             <w:rPr>
               <w:rFonts w:ascii="Georgia" w:eastAsia="Georgia" w:hAnsi="Georgia" w:cs="Georgia"/>
@@ -2394,6 +2720,7 @@
             </w:rPr>
             <w:t>IQ</w:t>
           </w:r>
+          <w:proofErr w:type="spellEnd"/>
         </w:p>
       </w:tc>
       <w:tc>
@@ -2417,8 +2744,18 @@
               <w:sz w:val="18"/>
               <w:szCs w:val="18"/>
             </w:rPr>
-            <w:t>Isolatie Quickscan</w:t>
+            <w:t xml:space="preserve">Isolatie </w:t>
           </w:r>
+          <w:proofErr w:type="spellStart"/>
+          <w:r>
+            <w:rPr>
+              <w:color w:val="5A6A85"/>
+              <w:sz w:val="18"/>
+              <w:szCs w:val="18"/>
+            </w:rPr>
+            <w:t>Quickscan</w:t>
+          </w:r>
+          <w:proofErr w:type="spellEnd"/>
         </w:p>
       </w:tc>
     </w:tr>
@@ -2574,6 +2911,155 @@
     </w:lvl>
   </w:abstractNum>
   <w:abstractNum w:abstractNumId="2" w15:restartNumberingAfterBreak="0">
+    <w:nsid w:val="468B099B"/>
+    <w:multiLevelType w:val="multilevel"/>
+    <w:tmpl w:val="78E68EC2"/>
+    <w:lvl w:ilvl="0">
+      <w:start w:val="1"/>
+      <w:numFmt w:val="bullet"/>
+      <w:lvlText w:val=""/>
+      <w:lvlJc w:val="left"/>
+      <w:pPr>
+        <w:tabs>
+          <w:tab w:val="num" w:pos="720"/>
+        </w:tabs>
+        <w:ind w:left="720" w:hanging="360"/>
+      </w:pPr>
+      <w:rPr>
+        <w:rFonts w:ascii="Symbol" w:hAnsi="Symbol" w:hint="default"/>
+        <w:sz w:val="20"/>
+      </w:rPr>
+    </w:lvl>
+    <w:lvl w:ilvl="1" w:tentative="1">
+      <w:start w:val="1"/>
+      <w:numFmt w:val="bullet"/>
+      <w:lvlText w:val="o"/>
+      <w:lvlJc w:val="left"/>
+      <w:pPr>
+        <w:tabs>
+          <w:tab w:val="num" w:pos="1440"/>
+        </w:tabs>
+        <w:ind w:left="1440" w:hanging="360"/>
+      </w:pPr>
+      <w:rPr>
+        <w:rFonts w:ascii="Courier New" w:hAnsi="Courier New" w:hint="default"/>
+        <w:sz w:val="20"/>
+      </w:rPr>
+    </w:lvl>
+    <w:lvl w:ilvl="2" w:tentative="1">
+      <w:start w:val="1"/>
+      <w:numFmt w:val="bullet"/>
+      <w:lvlText w:val=""/>
+      <w:lvlJc w:val="left"/>
+      <w:pPr>
+        <w:tabs>
+          <w:tab w:val="num" w:pos="2160"/>
+        </w:tabs>
+        <w:ind w:left="2160" w:hanging="360"/>
+      </w:pPr>
+      <w:rPr>
+        <w:rFonts w:ascii="Wingdings" w:hAnsi="Wingdings" w:hint="default"/>
+        <w:sz w:val="20"/>
+      </w:rPr>
+    </w:lvl>
+    <w:lvl w:ilvl="3" w:tentative="1">
+      <w:start w:val="1"/>
+      <w:numFmt w:val="bullet"/>
+      <w:lvlText w:val=""/>
+      <w:lvlJc w:val="left"/>
+      <w:pPr>
+        <w:tabs>
+          <w:tab w:val="num" w:pos="2880"/>
+        </w:tabs>
+        <w:ind w:left="2880" w:hanging="360"/>
+      </w:pPr>
+      <w:rPr>
+        <w:rFonts w:ascii="Wingdings" w:hAnsi="Wingdings" w:hint="default"/>
+        <w:sz w:val="20"/>
+      </w:rPr>
+    </w:lvl>
+    <w:lvl w:ilvl="4" w:tentative="1">
+      <w:start w:val="1"/>
+      <w:numFmt w:val="bullet"/>
+      <w:lvlText w:val=""/>
+      <w:lvlJc w:val="left"/>
+      <w:pPr>
+        <w:tabs>
+          <w:tab w:val="num" w:pos="3600"/>
+        </w:tabs>
+        <w:ind w:left="3600" w:hanging="360"/>
+      </w:pPr>
+      <w:rPr>
+        <w:rFonts w:ascii="Wingdings" w:hAnsi="Wingdings" w:hint="default"/>
+        <w:sz w:val="20"/>
+      </w:rPr>
+    </w:lvl>
+    <w:lvl w:ilvl="5" w:tentative="1">
+      <w:start w:val="1"/>
+      <w:numFmt w:val="bullet"/>
+      <w:lvlText w:val=""/>
+      <w:lvlJc w:val="left"/>
+      <w:pPr>
+        <w:tabs>
+          <w:tab w:val="num" w:pos="4320"/>
+        </w:tabs>
+        <w:ind w:left="4320" w:hanging="360"/>
+      </w:pPr>
+      <w:rPr>
+        <w:rFonts w:ascii="Wingdings" w:hAnsi="Wingdings" w:hint="default"/>
+        <w:sz w:val="20"/>
+      </w:rPr>
+    </w:lvl>
+    <w:lvl w:ilvl="6" w:tentative="1">
+      <w:start w:val="1"/>
+      <w:numFmt w:val="bullet"/>
+      <w:lvlText w:val=""/>
+      <w:lvlJc w:val="left"/>
+      <w:pPr>
+        <w:tabs>
+          <w:tab w:val="num" w:pos="5040"/>
+        </w:tabs>
+        <w:ind w:left="5040" w:hanging="360"/>
+      </w:pPr>
+      <w:rPr>
+        <w:rFonts w:ascii="Wingdings" w:hAnsi="Wingdings" w:hint="default"/>
+        <w:sz w:val="20"/>
+      </w:rPr>
+    </w:lvl>
+    <w:lvl w:ilvl="7" w:tentative="1">
+      <w:start w:val="1"/>
+      <w:numFmt w:val="bullet"/>
+      <w:lvlText w:val=""/>
+      <w:lvlJc w:val="left"/>
+      <w:pPr>
+        <w:tabs>
+          <w:tab w:val="num" w:pos="5760"/>
+        </w:tabs>
+        <w:ind w:left="5760" w:hanging="360"/>
+      </w:pPr>
+      <w:rPr>
+        <w:rFonts w:ascii="Wingdings" w:hAnsi="Wingdings" w:hint="default"/>
+        <w:sz w:val="20"/>
+      </w:rPr>
+    </w:lvl>
+    <w:lvl w:ilvl="8" w:tentative="1">
+      <w:start w:val="1"/>
+      <w:numFmt w:val="bullet"/>
+      <w:lvlText w:val=""/>
+      <w:lvlJc w:val="left"/>
+      <w:pPr>
+        <w:tabs>
+          <w:tab w:val="num" w:pos="6480"/>
+        </w:tabs>
+        <w:ind w:left="6480" w:hanging="360"/>
+      </w:pPr>
+      <w:rPr>
+        <w:rFonts w:ascii="Wingdings" w:hAnsi="Wingdings" w:hint="default"/>
+        <w:sz w:val="20"/>
+      </w:rPr>
+    </w:lvl>
+  </w:abstractNum>
+  <w:abstractNum w:abstractNumId="3" w15:restartNumberingAfterBreak="0">
     <w:nsid w:val="4FD55F3A"/>
     <w:multiLevelType w:val="hybridMultilevel"/>
     <w:tmpl w:val="1C36CA24"/>
@@ -2659,7 +3145,7 @@
       </w:pPr>
     </w:lvl>
   </w:abstractNum>
-  <w:abstractNum w:abstractNumId="3" w15:restartNumberingAfterBreak="0">
+  <w:abstractNum w:abstractNumId="4" w15:restartNumberingAfterBreak="0">
     <w:nsid w:val="72964827"/>
     <w:multiLevelType w:val="multilevel"/>
     <w:tmpl w:val="75189EAE"/>
@@ -2809,7 +3295,7 @@
     </w:lvl>
   </w:abstractNum>
   <w:num w:numId="1" w16cid:durableId="1737582796">
-    <w:abstractNumId w:val="2"/>
+    <w:abstractNumId w:val="3"/>
     <w:lvlOverride w:ilvl="0">
       <w:startOverride w:val="1"/>
     </w:lvlOverride>
@@ -2821,10 +3307,13 @@
     </w:lvlOverride>
   </w:num>
   <w:num w:numId="3" w16cid:durableId="2021732530">
-    <w:abstractNumId w:val="3"/>
+    <w:abstractNumId w:val="4"/>
   </w:num>
   <w:num w:numId="4" w16cid:durableId="1974408977">
     <w:abstractNumId w:val="1"/>
+  </w:num>
+  <w:num w:numId="5" w16cid:durableId="174806134">
+    <w:abstractNumId w:val="2"/>
   </w:num>
 </w:numbering>
 </file>
@@ -3316,7 +3805,6 @@
   <w:style w:type="character" w:default="1" w:styleId="Standaardalinea-lettertype">
     <w:name w:val="Default Paragraph Font"/>
     <w:uiPriority w:val="1"/>
-    <w:semiHidden/>
     <w:unhideWhenUsed/>
   </w:style>
   <w:style w:type="table" w:default="1" w:styleId="Standaardtabel">
